--- a/forskning/ncc-kohort/submission_pse/COVER_LETTER.docx
+++ b/forskning/ncc-kohort/submission_pse/COVER_LETTER.docx
@@ -163,7 +163,7 @@
         <w:t xml:space="preserve"> </w:t>
       </w:r>
       <w:r>
-        <w:t xml:space="preserve">on three grounds. First, the central theoretical scaffolding is Sport Commitment Model (Scanlan et al., 1993, 2016) and Kretchmar’s (2000) concept of meaningful engagement — both PSE-aligned frameworks; Scanlan’s SCQ-2 was published in PSE itself. Second, the design supplies the kind of</w:t>
+        <w:t xml:space="preserve">on three grounds. First, the central theoretical scaffolding spans Sport Commitment Model (Scanlan et al., 1993, 2016), Self-determination theory (Ryan &amp; Deci, 2000; Vallerand, 1997, 2007; Sarrazin et al., 2002), and the withdrawal-as-process tradition (Eliasson &amp; Johansson, 2021; Espedalen &amp; Seippel, 2022) — all PSE-aligned frameworks; Scanlan’s SCQ-2 was published in PSE itself. Second, the design supplies the kind of</w:t>
       </w:r>
       <w:r>
         <w:t xml:space="preserve"> </w:t>
@@ -191,13 +191,31 @@
           <w:b/>
           <w:bCs/>
         </w:rPr>
-        <w:t xml:space="preserve">Compliance.</w:t>
-      </w:r>
-      <w:r>
-        <w:t xml:space="preserve"> </w:t>
-      </w:r>
-      <w:r>
-        <w:t xml:space="preserve">The manuscript is approximately 6,400 words excluding references, tables, and figure captions; with these elements it falls under the 8,000-word/30-page envelope. The analysis follows STROBE reporting guidance for observational studies (von Elm et al., 2007) and SAGER guidance for sex/gender reporting (Heidari et al., 2016). All data sources are public; no individual is identifiable in the analysis or the manuscript. The submission is prepared for double-anonymized peer review, with the title page submitted separately. The disclosure of generative-AI use in manuscript preparation appears in a dedicated section before the references list, per the journal’s policy. I confirm that the manuscript is not under consideration elsewhere and that I have no competing interests.</w:t>
+        <w:t xml:space="preserve">Methodological rigor.</w:t>
+      </w:r>
+      <w:r>
+        <w:t xml:space="preserve"> </w:t>
+      </w:r>
+      <w:r>
+        <w:t xml:space="preserve">I have made every effort to anticipate the methodological concerns that arise with observational survival analysis at this scale: the proportional-hazards assumption was tested (Schoenfeld residuals, Table S1) and addressed where violated via period-specific Cox modelling (Table 4); the sensitivity of the dominant effect to unmeasured confounding is quantified via E-value (E = 5.16, Table S3); estimates are robust to clustering by club (Table S2) and to mean-imputation of missing data (Table S5); and a sample-size sensitivity is reported (Table S4). Seven supplementary tables (S1–S7) document these robustness checks.</w:t>
+      </w:r>
+    </w:p>
+    <w:p>
+      <w:pPr>
+        <w:pStyle w:val="BodyText"/>
+      </w:pPr>
+      <w:r>
+        <w:rPr>
+          <w:b/>
+          <w:bCs/>
+        </w:rPr>
+        <w:t xml:space="preserve">Compliance and length.</w:t>
+      </w:r>
+      <w:r>
+        <w:t xml:space="preserve"> </w:t>
+      </w:r>
+      <w:r>
+        <w:t xml:space="preserve">The main manuscript runs approximately 7,000 words plus a 1,200-word reference list, with seven main tables and five figures. With references included, the total is approximately 8,300 words — slightly above the journal’s 8,000-word target. I respectfully request consideration of this length on the grounds that the additional words are concentrated in (i) methodological rigor (PH testing, time-varying analysis, E-value, sensitivity analyses) that anticipates reviewer concerns and (ii) theoretical triangulation across three pre-existing frameworks that establishes the contribution. Supplementary Tables S1–S7 are housed in supplementary material and do not contribute to main-text length. The analysis follows STROBE reporting guidance for observational studies (von Elm et al., 2007) and SAGER guidance for sex/gender reporting (Heidari et al., 2016). All data sources are public; no individual is identifiable in the analysis or the manuscript. The submission is prepared for double-anonymized peer review, with the title page submitted separately. The disclosure of generative-AI use in manuscript preparation appears in a dedicated section before the references list, per the journal’s policy. I confirm that the manuscript is not under consideration elsewhere and that I have no competing interests.</w:t>
       </w:r>
     </w:p>
     <w:p>

--- a/forskning/ncc-kohort/submission_pse/COVER_LETTER.docx
+++ b/forskning/ncc-kohort/submission_pse/COVER_LETTER.docx
@@ -97,13 +97,41 @@
           <w:i/>
           <w:iCs/>
         </w:rPr>
-        <w:t xml:space="preserve">why do adolescents leave organized competitive sport, and can the process be detected before it concludes?</w:t>
-      </w:r>
-      <w:r>
-        <w:t xml:space="preserve"> </w:t>
-      </w:r>
-      <w:r>
-        <w:t xml:space="preserve">The qualitative literature has long argued that dropout is a deliberative, longitudinal process rather than a single decision — most recently in Espedalen’s (2025) doctoral work characterizing two distinct sub-populations within Norwegian youth sport, and in Eliasson and Johansson’s (2021) interview-based account of withdrawal as a multi-year emotional process. Yet quantitative work has tended to examine narrower questions (relative age effects, early specialization, performance trajectories) without testing the qualitative observations directly. This manuscript bridges that gap.</w:t>
+        <w:t xml:space="preserve">why do adolescents leave organized competitive sport, and can the process be observed before it concludes?</w:t>
+      </w:r>
+      <w:r>
+        <w:t xml:space="preserve"> </w:t>
+      </w:r>
+      <w:r>
+        <w:t xml:space="preserve">The qualitative and survey-based literature has long argued that dropout is a gradual deliberative process rather than a single decision — most recently in Espedalen and Seippel’s (2022) survey of 1,648 Norwegian adolescent dropouts and Eliasson and Johansson’s (2021) interview-based characterization of withdrawal as a</w:t>
+      </w:r>
+      <w:r>
+        <w:t xml:space="preserve"> </w:t>
+      </w:r>
+      <w:r>
+        <w:t xml:space="preserve">“fairly long and emotional”</w:t>
+      </w:r>
+      <w:r>
+        <w:t xml:space="preserve"> </w:t>
+      </w:r>
+      <w:r>
+        <w:t xml:space="preserve">multi-year process. Yet the</w:t>
+      </w:r>
+      <w:r>
+        <w:t xml:space="preserve"> </w:t>
+      </w:r>
+      <w:r>
+        <w:rPr>
+          <w:i/>
+          <w:iCs/>
+        </w:rPr>
+        <w:t xml:space="preserve">longitudinal behavioral signature</w:t>
+      </w:r>
+      <w:r>
+        <w:t xml:space="preserve"> </w:t>
+      </w:r>
+      <w:r>
+        <w:t xml:space="preserve">of this process — what gradual disengagement actually looks like in the year-by-year activity of athletes who will eventually leave — has been hard to observe directly. Surveys lose dropped-out athletes through selection bias; interviews recover the process only retrospectively.</w:t>
       </w:r>
     </w:p>
     <w:p>
@@ -111,7 +139,7 @@
         <w:pStyle w:val="BodyText"/>
       </w:pPr>
       <w:r>
-        <w:t xml:space="preserve">Using the Norwegian Athletics Federation’s complete public competition register, I followed all 2,123 athletes who entered five consecutive editions of a regional youth track-and-field meet (2011–2016) for up to 14 years. The registry-based design eliminates the selection bias that affects survey research on dropout (where dropped-out athletes are systematically harder to recruit) and the recall bias that affects retrospective interviews. The 14-year follow-up window is, to my knowledge, the longest yet published for a youth sport dropout cohort with continuous behavioral observation.</w:t>
+        <w:t xml:space="preserve">This manuscript uses the Norwegian Athletics Federation’s complete public competition register to bridge that gap. We followed all 2,123 athletes who participated in five consecutive editions of a regional youth track-and-field meet (2011–2016) for up to 14 years, recording each athlete’s annual competition volume, event diversification, championship participation, and Tyrving age-norm performance points. The 14-year follow-up and complete-population design eliminate the recall and selection biases that limit prior dropout research.</w:t>
       </w:r>
     </w:p>
     <w:p>
@@ -123,13 +151,29 @@
           <w:b/>
           <w:bCs/>
         </w:rPr>
-        <w:t xml:space="preserve">The principal findings.</w:t>
-      </w:r>
-      <w:r>
-        <w:t xml:space="preserve"> </w:t>
-      </w:r>
-      <w:r>
-        <w:t xml:space="preserve">First, competition volume at age 15–16 is the strongest single predictor of senior retention, raising the Cox C-index from 0.57 (sex + performance + specialization) to 0.85 in a single step. Second, future dropouts visibly reduce their participation 2–3 years before formal exit, making the behavioral signal of imminent dropout observable while athletes are still nominally active. Third, the pattern replicates across two independent birth-year cohorts (1998–2000 and 2001–2002) with concordant magnitude and direction.</w:t>
+        <w:t xml:space="preserve">Principal findings.</w:t>
+      </w:r>
+      <w:r>
+        <w:t xml:space="preserve"> </w:t>
+      </w:r>
+      <w:r>
+        <w:t xml:space="preserve">Competition volume at age 15–16 — the qualification-milestone window — was the strongest single predictor of subsequent senior retention (Cox C-index 0.85), three times more discriminative than performance level (C-index 0.57). Among athletes still demonstrably active at age 16, the same volume signal continued to predict subsequent retention (HR 0.60, 95% CI [0.54, 0.66]) — ruling out a measurement-tautology interpretation. Pre-milestone volume at ages 13–14 alone produced HR 0.50, demonstrating that the behavioral signal exists</w:t>
+      </w:r>
+      <w:r>
+        <w:t xml:space="preserve"> </w:t>
+      </w:r>
+      <w:r>
+        <w:rPr>
+          <w:i/>
+          <w:iCs/>
+        </w:rPr>
+        <w:t xml:space="preserve">before</w:t>
+      </w:r>
+      <w:r>
+        <w:t xml:space="preserve"> </w:t>
+      </w:r>
+      <w:r>
+        <w:t xml:space="preserve">the milestone window. Findings replicated across two independent birth-year cohorts (1998–2000 and 2001–2002).</w:t>
       </w:r>
     </w:p>
     <w:p>
@@ -163,7 +207,7 @@
         <w:t xml:space="preserve"> </w:t>
       </w:r>
       <w:r>
-        <w:t xml:space="preserve">on three grounds. First, the central theoretical scaffolding spans Sport Commitment Model (Scanlan et al., 1993, 2016), Self-determination theory (Ryan &amp; Deci, 2000; Vallerand, 1997, 2007; Sarrazin et al., 2002), and the withdrawal-as-process tradition (Eliasson &amp; Johansson, 2021; Espedalen &amp; Seippel, 2022) — all PSE-aligned frameworks; Scanlan’s SCQ-2 was published in PSE itself. Second, the design supplies the kind of</w:t>
+        <w:t xml:space="preserve">on three grounds. First, the central theoretical scaffolding spans the Sport Commitment Model (Scanlan et al., 1993, 2016) — Scanlan’s SCQ-2 was published in PSE itself — supplemented by Self-determination theory (Ryan &amp; Deci, 2000; Vallerand, 1997, 2007; Sarrazin et al., 2002) and the withdrawal-as-process tradition (Eliasson &amp; Johansson, 2021; Espedalen &amp; Seippel, 2022). Second, the design supplies the kind of</w:t>
       </w:r>
       <w:r>
         <w:t xml:space="preserve"> </w:t>
@@ -173,13 +217,13 @@
           <w:i/>
           <w:iCs/>
         </w:rPr>
-        <w:t xml:space="preserve">behavioral</w:t>
-      </w:r>
-      <w:r>
-        <w:t xml:space="preserve"> </w:t>
-      </w:r>
-      <w:r>
-        <w:t xml:space="preserve">longitudinal evidence that complements PSE’s strong qualitative and survey-based tradition. Third, the practical implications — that federations and clubs can use register-based behavioral surveillance to identify athletes at risk of dropout with 2–3 years of lead time — are directly actionable for the applied audiences PSE serves.</w:t>
+        <w:t xml:space="preserve">longitudinal behavioral</w:t>
+      </w:r>
+      <w:r>
+        <w:t xml:space="preserve"> </w:t>
+      </w:r>
+      <w:r>
+        <w:t xml:space="preserve">evidence that has been missing from a literature dominated by cross-sectional surveys and short-prospective designs. Third, the practical implications — that federations and clubs can use register-based behavioral surveillance (positive predictive value ≥ 0.95 across plausible thresholds) to identify athletes at risk of dropout with 2–3 years of lead time — are directly actionable for the applied audiences PSE serves.</w:t>
       </w:r>
     </w:p>
     <w:p>
@@ -197,7 +241,23 @@
         <w:t xml:space="preserve"> </w:t>
       </w:r>
       <w:r>
-        <w:t xml:space="preserve">I have made every effort to anticipate the methodological concerns that arise with observational survival analysis at this scale: the proportional-hazards assumption was tested (Schoenfeld residuals, Table S1) and addressed where violated via period-specific Cox modelling (Table 4); the sensitivity of the dominant effect to unmeasured confounding is quantified via E-value (E = 5.16, Table S3); estimates are robust to clustering by club (Table S2) and to mean-imputation of missing data (Table S5); and a sample-size sensitivity is reported (Table S4). Seven supplementary tables (S1–S7) document these robustness checks.</w:t>
+        <w:t xml:space="preserve">I have made every effort to anticipate the methodological concerns that arise with observational survival analysis at this scale. The proportional-hazards assumption was tested (Schoenfeld residuals, Table S1) and addressed where violated via period-specific Cox modelling (Table 5). A landmark analysis at age 16 (Table 4) directly tests for measurement-tautology between predictor and outcome — the dominant effect (HR 0.60) survives. The sensitivity of effects to unmeasured confounding is quantified via E-value (E = 5.16 for the primary effect; Table S3). Estimates are robust to outcome definition (Table S9), clustering by club (Table S2), mean-imputation of missing data (Table S5), and exclusion of zero-volume athletes (Table S11). Sample-size sensitivity (Table S4), cross-cohort replication (Table 7), and sex-stratified subgroup analyses (Table S7) confirm the substantive conclusion. The manuscript is written so that the behavioral signal is described as a</w:t>
+      </w:r>
+      <w:r>
+        <w:t xml:space="preserve"> </w:t>
+      </w:r>
+      <w:r>
+        <w:rPr>
+          <w:i/>
+          <w:iCs/>
+        </w:rPr>
+        <w:t xml:space="preserve">marker</w:t>
+      </w:r>
+      <w:r>
+        <w:t xml:space="preserve"> </w:t>
+      </w:r>
+      <w:r>
+        <w:t xml:space="preserve">of progressive disengagement, not as a direct measurement of motivation or commitment — this is an empirical contribution to a theoretical conversation, not a theoretical claim in itself.</w:t>
       </w:r>
     </w:p>
     <w:p>
@@ -215,7 +275,15 @@
         <w:t xml:space="preserve"> </w:t>
       </w:r>
       <w:r>
-        <w:t xml:space="preserve">The main manuscript runs approximately 7,000 words plus a 1,200-word reference list, with seven main tables and five figures. With references included, the total is approximately 8,300 words — slightly above the journal’s 8,000-word target. I respectfully request consideration of this length on the grounds that the additional words are concentrated in (i) methodological rigor (PH testing, time-varying analysis, E-value, sensitivity analyses) that anticipates reviewer concerns and (ii) theoretical triangulation across three pre-existing frameworks that establishes the contribution. Supplementary Tables S1–S7 are housed in supplementary material and do not contribute to main-text length. The analysis follows STROBE reporting guidance for observational studies (von Elm et al., 2007) and SAGER guidance for sex/gender reporting (Heidari et al., 2016). All data sources are public; no individual is identifiable in the analysis or the manuscript. The submission is prepared for double-anonymized peer review, with the title page submitted separately. The disclosure of generative-AI use in manuscript preparation appears in a dedicated section before the references list, per the journal’s policy. I confirm that the manuscript is not under consideration elsewhere and that I have no competing interests.</w:t>
+        <w:t xml:space="preserve">The main manuscript runs approximately 7,100 words plus a 1,200-word reference list, with seven main tables and four figures. Including references the total is approximately 8,400 words — modestly above the journal’s 8,000-word target. I respectfully request consideration of this length on the grounds that the additional words are concentrated in (i) methodological rigor anticipating reviewer concerns (PH testing, time-varying analysis, landmark analysis, E-value, calibration, sensitivity analyses) and (ii) theoretical triangulation that establishes the contribution. Twelve supplementary tables (S1–S12) and two supplementary figures (S1–S2) are housed in supplementary material and do not contribute to main-text length.</w:t>
+      </w:r>
+    </w:p>
+    <w:p>
+      <w:pPr>
+        <w:pStyle w:val="BodyText"/>
+      </w:pPr>
+      <w:r>
+        <w:t xml:space="preserve">Analysis follows STROBE reporting guidance for observational studies (von Elm et al., 2007) and SAGER guidance for sex/gender reporting (Heidari et al., 2016). All data sources are public; no individual is identifiable in the analysis or the manuscript. The submission is prepared for double-anonymized peer review, with the title page submitted separately. Disclosure of generative-AI use in manuscript preparation appears in a dedicated section before the references list, per the journal’s policy. I confirm that the manuscript is not under consideration elsewhere and that I have no competing interests.</w:t>
       </w:r>
     </w:p>
     <w:p>

--- a/forskning/ncc-kohort/submission_pse/COVER_LETTER.docx
+++ b/forskning/ncc-kohort/submission_pse/COVER_LETTER.docx
@@ -103,19 +103,7 @@
         <w:t xml:space="preserve"> </w:t>
       </w:r>
       <w:r>
-        <w:t xml:space="preserve">The qualitative and survey-based literature has long argued that dropout is a gradual deliberative process rather than a single decision — most recently in Espedalen and Seippel’s (2022) survey of 1,648 Norwegian adolescent dropouts and Eliasson and Johansson’s (2021) interview-based characterization of withdrawal as a</w:t>
-      </w:r>
-      <w:r>
-        <w:t xml:space="preserve"> </w:t>
-      </w:r>
-      <w:r>
-        <w:t xml:space="preserve">“fairly long and emotional”</w:t>
-      </w:r>
-      <w:r>
-        <w:t xml:space="preserve"> </w:t>
-      </w:r>
-      <w:r>
-        <w:t xml:space="preserve">multi-year process. Yet the</w:t>
+        <w:t xml:space="preserve">The qualitative and survey-based literature has long argued that dropout is a gradual deliberative process rather than a single decision (e.g., Eliasson &amp; Johansson, 2021; Espedalen &amp; Seippel, 2022). Yet the</w:t>
       </w:r>
       <w:r>
         <w:t xml:space="preserve"> </w:t>
@@ -157,7 +145,7 @@
         <w:t xml:space="preserve"> </w:t>
       </w:r>
       <w:r>
-        <w:t xml:space="preserve">Competition volume at age 15–16 — the qualification-milestone window — was the strongest single predictor of subsequent senior retention (Cox C-index 0.85), three times more discriminative than performance level (C-index 0.57). Among athletes still demonstrably active at age 16, the same volume signal continued to predict subsequent retention (HR 0.60, 95% CI [0.54, 0.66]) — ruling out a measurement-tautology interpretation. Pre-milestone volume at ages 13–14 alone produced HR 0.50, demonstrating that the behavioral signal exists</w:t>
+        <w:t xml:space="preserve">Competition volume at age 15–16 — the qualification-milestone window — was the strongest single predictor of subsequent senior retention (Cox C-index 0.85, compared with 0.57 for a performance-and-sex model). Among athletes still demonstrably active at age 16, the same volume signal continued to be associated with subsequent retention (HR = 0.60, 95% CI [0.54, 0.66]) — addressing the concern that predictor and outcome share a measurement scale. Pre-milestone volume at ages 13–14 alone produced HR = 0.50, indicating that the behavioral signal is detectable</w:t>
       </w:r>
       <w:r>
         <w:t xml:space="preserve"> </w:t>
@@ -173,7 +161,7 @@
         <w:t xml:space="preserve"> </w:t>
       </w:r>
       <w:r>
-        <w:t xml:space="preserve">the milestone window. Findings replicated across two independent birth-year cohorts (1998–2000 and 2001–2002).</w:t>
+        <w:t xml:space="preserve">the milestone window itself. Findings replicated across two independent birth-year cohorts (1998–2000 and 2001–2002).</w:t>
       </w:r>
     </w:p>
     <w:p>

--- a/forskning/ncc-kohort/submission_pse/COVER_LETTER.docx
+++ b/forskning/ncc-kohort/submission_pse/COVER_LETTER.docx
@@ -257,13 +257,75 @@
           <w:b/>
           <w:bCs/>
         </w:rPr>
+        <w:t xml:space="preserve">A note on a-priori power.</w:t>
+      </w:r>
+      <w:r>
+        <w:t xml:space="preserve"> </w:t>
+      </w:r>
+      <w:r>
+        <w:t xml:space="preserve">The journal’s guidance asks for a-priori power estimates</w:t>
+      </w:r>
+      <w:r>
+        <w:t xml:space="preserve"> </w:t>
+      </w:r>
+      <w:r>
+        <w:t xml:space="preserve">“drawing on effects sizes from previous meta-analyses and/or specific papers with designs close to the one authors use.”</w:t>
+      </w:r>
+      <w:r>
+        <w:t xml:space="preserve"> </w:t>
+      </w:r>
+      <w:r>
+        <w:t xml:space="preserve">Because the present design uses the complete population meeting inclusion criteria — with no sampling step at which the analyst chooses an</w:t>
+      </w:r>
+      <w:r>
+        <w:t xml:space="preserve"> </w:t>
+      </w:r>
+      <w:r>
+        <w:rPr>
+          <w:i/>
+          <w:iCs/>
+        </w:rPr>
+        <w:t xml:space="preserve">N</w:t>
+      </w:r>
+      <w:r>
+        <w:t xml:space="preserve"> </w:t>
+      </w:r>
+      <w:r>
+        <w:t xml:space="preserve">— a classical a-priori power calculation is not directly applicable. Methods Section 2.5.4 reframes this requirement as a</w:t>
+      </w:r>
+      <w:r>
+        <w:t xml:space="preserve"> </w:t>
+      </w:r>
+      <w:r>
+        <w:rPr>
+          <w:i/>
+          <w:iCs/>
+        </w:rPr>
+        <w:t xml:space="preserve">detection-capacity</w:t>
+      </w:r>
+      <w:r>
+        <w:t xml:space="preserve"> </w:t>
+      </w:r>
+      <w:r>
+        <w:t xml:space="preserve">analysis: we compute the minimum detectable hazard ratio given the observed event count (Hsieh &amp; Lavori, 2000), benchmark it against effect-size magnitudes typically reported in prior prospective youth-sport dropout research (Sarrazin et al., 2002; Calvo et al., 2010; Espedalen &amp; Seippel, 2022), and show that the design comfortably exceeds those magnitudes (minimum detectable HR ≈ 1.07 vs. typical OR equivalents of 1.4–2.5 in the prior literature). I hope this reframing satisfies the journal’s underlying intent — that the design be capable of detecting theoretically meaningful effects — even though the exact form of a classical a-priori calculation does not transfer to a complete-population design.</w:t>
+      </w:r>
+    </w:p>
+    <w:p>
+      <w:pPr>
+        <w:pStyle w:val="BodyText"/>
+      </w:pPr>
+      <w:r>
+        <w:rPr>
+          <w:b/>
+          <w:bCs/>
+        </w:rPr>
         <w:t xml:space="preserve">Compliance and length.</w:t>
       </w:r>
       <w:r>
         <w:t xml:space="preserve"> </w:t>
       </w:r>
       <w:r>
-        <w:t xml:space="preserve">The main manuscript runs approximately 7,100 words plus a 1,200-word reference list, with seven main tables and four figures. Including references the total is approximately 8,400 words — modestly above the journal’s 8,000-word target. I respectfully request consideration of this length on the grounds that the additional words are concentrated in (i) methodological rigor anticipating reviewer concerns (PH testing, time-varying analysis, landmark analysis, E-value, calibration, sensitivity analyses) and (ii) theoretical triangulation that establishes the contribution. Twelve supplementary tables (S1–S12) and two supplementary figures (S1–S2) are housed in supplementary material and do not contribute to main-text length.</w:t>
+        <w:t xml:space="preserve">The main manuscript runs approximately 7,100 words plus a 1,400-word reference list, with seven main tables and four figures. Including references the total is approximately 8,500 words — modestly above the journal’s 8,000-word target. I respectfully request consideration of this length on the grounds that the additional words are concentrated in (i) methodological rigor anticipating reviewer concerns (PH testing, time-varying analysis, landmark analysis, E-value, calibration, sensitivity analyses, detection-capacity benchmarking) and (ii) theoretical triangulation that establishes the contribution. Twelve supplementary tables (S1–S12) and two supplementary figures (S1–S2) are housed in supplementary material and do not contribute to main-text length.</w:t>
       </w:r>
     </w:p>
     <w:p>

--- a/forskning/ncc-kohort/submission_pse/COVER_LETTER.docx
+++ b/forskning/ncc-kohort/submission_pse/COVER_LETTER.docx
@@ -60,7 +60,7 @@
           <w:b/>
           <w:bCs/>
         </w:rPr>
-        <w:t xml:space="preserve">“Behavioral pathways out of youth competitive sport: A 14-year longitudinal registry study of Norwegian track and field athletes,”</w:t>
+        <w:t xml:space="preserve">“Pulling back before pulling out: Behavioral disengagement precedes youth-sport dropout by years in a 14-year register study,”</w:t>
       </w:r>
       <w:r>
         <w:t xml:space="preserve"> </w:t>
@@ -325,7 +325,7 @@
         <w:t xml:space="preserve"> </w:t>
       </w:r>
       <w:r>
-        <w:t xml:space="preserve">The main manuscript runs approximately 7,100 words plus a 1,400-word reference list, with seven main tables and four figures. Including references the total is approximately 8,500 words — modestly above the journal’s 8,000-word target. I respectfully request consideration of this length on the grounds that the additional words are concentrated in (i) methodological rigor anticipating reviewer concerns (PH testing, time-varying analysis, landmark analysis, E-value, calibration, sensitivity analyses, detection-capacity benchmarking) and (ii) theoretical triangulation that establishes the contribution. Twelve supplementary tables (S1–S12) and two supplementary figures (S1–S2) are housed in supplementary material and do not contribute to main-text length.</w:t>
+        <w:t xml:space="preserve">The main manuscript runs approximately 7,100 words plus a 1,400-word reference list, with seven main tables and four figures. Including references the total is approximately 8,500 words — modestly above the journal’s 8,000-word target. I respectfully request consideration of this length on the grounds that the additional words are concentrated in (i) methodological rigor anticipating reviewer concerns (PH testing, time-varying analysis, landmark analysis, E-value, calibration, sensitivity analyses, detection-capacity benchmarking) and (ii) theoretical triangulation that establishes the contribution. Twelve supplementary tables (S1–S12) and four supplementary figures (S1–S4) are housed in supplementary material and do not contribute to main-text length.</w:t>
       </w:r>
     </w:p>
     <w:p>

--- a/forskning/ncc-kohort/submission_pse/COVER_LETTER.docx
+++ b/forskning/ncc-kohort/submission_pse/COVER_LETTER.docx
@@ -145,23 +145,17 @@
         <w:t xml:space="preserve"> </w:t>
       </w:r>
       <w:r>
-        <w:t xml:space="preserve">Competition volume at age 15–16 — the qualification-milestone window — was the strongest single predictor of subsequent senior retention (Cox C-index 0.85, compared with 0.57 for a performance-and-sex model). Among athletes still demonstrably active at age 16, the same volume signal continued to be associated with subsequent retention (HR = 0.60, 95% CI [0.54, 0.66]) — addressing the concern that predictor and outcome share a measurement scale. Pre-milestone volume at ages 13–14 alone produced HR = 0.50, indicating that the behavioral signal is detectable</w:t>
-      </w:r>
-      <w:r>
-        <w:t xml:space="preserve"> </w:t>
+        <w:t xml:space="preserve">Baseline-window competition volume (ages 13–14) was the dominant prospective predictor of senior retention in logistic regression using only baseline predictors (OR = 2.40 per SD, 95% CI [2.07, 2.78]; cross-validated AUC = 0.751). Effects were unchanged with structural controls (region, birth quarter, club size all non-significant). The behavioral signal decomposes into two substantial and independent components: baseline behavioral heterogeneity (volume at age 14, OR = 2.79) and a within-athlete pull-back across the age-14-to-15 transition (change OR = 2.44; pseudo-</w:t>
       </w:r>
       <w:r>
         <w:rPr>
           <w:i/>
           <w:iCs/>
         </w:rPr>
-        <w:t xml:space="preserve">before</w:t>
-      </w:r>
-      <w:r>
-        <w:t xml:space="preserve"> </w:t>
-      </w:r>
-      <w:r>
-        <w:t xml:space="preserve">the milestone window itself. Findings replicated across two independent birth-year cohorts (1998–2000 and 2001–2002).</w:t>
+        <w:t xml:space="preserve">R</w:t>
+      </w:r>
+      <w:r>
+        <w:t xml:space="preserve">² doubles from 0.11 to 0.23). Findings replicated across two independent birth-year cohorts (1998–2000 and 2001–2002).</w:t>
       </w:r>
     </w:p>
     <w:p>

--- a/forskning/ncc-kohort/submission_pse/COVER_LETTER.docx
+++ b/forskning/ncc-kohort/submission_pse/COVER_LETTER.docx
@@ -319,7 +319,7 @@
         <w:t xml:space="preserve"> </w:t>
       </w:r>
       <w:r>
-        <w:t xml:space="preserve">The main manuscript runs approximately 7,100 words plus a 1,400-word reference list, with seven main tables and four figures. Including references the total is approximately 8,500 words — modestly above the journal’s 8,000-word target. I respectfully request consideration of this length on the grounds that the additional words are concentrated in (i) methodological rigor anticipating reviewer concerns (PH testing, time-varying analysis, landmark analysis, E-value, calibration, sensitivity analyses, detection-capacity benchmarking) and (ii) theoretical triangulation that establishes the contribution. Twelve supplementary tables (S1–S12) and four supplementary figures (S1–S4) are housed in supplementary material and do not contribute to main-text length.</w:t>
+        <w:t xml:space="preserve">The main manuscript runs approximately 7,000 words plus a 1,400-word reference list, with seven main tables and three figures. Including references the total is approximately 8,500 words — modestly above the journal’s 8,000-word target. I respectfully request consideration of this length on the grounds that the additional words are concentrated in (i) methodological rigor anticipating reviewer concerns (landmark analysis, pull-back vs typology decomposition, E-value, calibration, structural controls, detection-capacity benchmarking) and (ii) theoretical triangulation that establishes the contribution. Seventeen supplementary tables (S1–S17) and six supplementary figures (S0–S5, including a cohort-construction flow diagram) are housed in supplementary material and do not contribute to main-text length.</w:t>
       </w:r>
     </w:p>
     <w:p>

--- a/forskning/ncc-kohort/submission_pse/COVER_LETTER.docx
+++ b/forskning/ncc-kohort/submission_pse/COVER_LETTER.docx
@@ -60,7 +60,7 @@
           <w:b/>
           <w:bCs/>
         </w:rPr>
-        <w:t xml:space="preserve">“Pulling back before pulling out: Behavioral disengagement precedes youth-sport dropout by years in a 14-year register study,”</w:t>
+        <w:t xml:space="preserve">“Pulling back before dropout: Behavioral disengagement precedes youth-sport exit by years in a 14-year register study,”</w:t>
       </w:r>
       <w:r>
         <w:t xml:space="preserve"> </w:t>
@@ -127,7 +127,7 @@
         <w:pStyle w:val="BodyText"/>
       </w:pPr>
       <w:r>
-        <w:t xml:space="preserve">This manuscript uses the Norwegian Athletics Federation’s complete public competition register to bridge that gap. We followed all 2,123 athletes who participated in five consecutive editions of a regional youth track-and-field meet (2011–2016) for up to 14 years, recording each athlete’s annual competition volume, event diversification, championship participation, and Tyrving age-norm performance points. The 14-year follow-up and complete-population design eliminate the recall and selection biases that limit prior dropout research.</w:t>
+        <w:t xml:space="preserve">This manuscript uses the Norwegian Athletics Federation’s complete public competition register to bridge that gap. We followed all 2,123 athletes who participated in six consecutive editions of a regional youth track-and-field meet (2011–2016) for up to 14 years, recording each athlete’s annual competition volume, event diversification, championship participation, and Tyrving age-norm performance points. The 14-year follow-up and complete-population design eliminate the recall and selection biases that limit prior dropout research.</w:t>
       </w:r>
     </w:p>
     <w:p>
@@ -145,7 +145,7 @@
         <w:t xml:space="preserve"> </w:t>
       </w:r>
       <w:r>
-        <w:t xml:space="preserve">Baseline-window competition volume (ages 13–14) was the dominant prospective predictor of senior retention in logistic regression using only baseline predictors (OR = 2.40 per SD, 95% CI [2.07, 2.78]; cross-validated AUC = 0.751). Effects were unchanged with structural controls (region, birth quarter, club size all non-significant). The behavioral signal decomposes into two substantial and independent components: baseline behavioral heterogeneity (volume at age 14, OR = 2.79) and a within-athlete pull-back across the age-14-to-15 transition (change OR = 2.44; pseudo-</w:t>
+        <w:t xml:space="preserve">Baseline-window competition volume (ages 13–14) provided the largest incremental contribution to prospective discrimination of senior retention in a baseline-only logistic regression (OR = 2.40 per SD, 95% CI [2.07, 2.78]; cross-validated AUC = 0.751). Effects were unchanged with structural controls (region, birth quarter, club size all non-significant). The behavioral signal decomposes into two substantial and independent components: baseline behavioral heterogeneity (volume at age 14, OR = 2.79) and a within-athlete pull-back across the age-14-to-15 transition (change OR = 2.44; pseudo-</w:t>
       </w:r>
       <w:r>
         <w:rPr>
